--- a/docs/Fase 2/Evidencias Proyecto (Version Agil)/Documento 02 - Product Backlog.docx
+++ b/docs/Fase 2/Evidencias Proyecto (Version Agil)/Documento 02 - Product Backlog.docx
@@ -31,7 +31,7 @@
             <w:tblLook w:val="04A0" w:firstRow="1" w:lastRow="0" w:firstColumn="1" w:lastColumn="0" w:noHBand="0" w:noVBand="1"/>
           </w:tblPr>
           <w:tblGrid>
-            <w:gridCol w:w="8838"/>
+            <w:gridCol w:w="9054"/>
           </w:tblGrid>
           <w:tr>
             <w:trPr>
@@ -268,13 +268,12 @@
                   <w:rFonts w:cstheme="minorHAnsi"/>
                   <w:b/>
                   <w:bCs/>
-                  <w:color w:val="FF0000"/>
                 </w:rPr>
                 <w:alias w:val="Fecha"/>
                 <w:id w:val="516659546"/>
+                <w:showingPlcHdr/>
                 <w:dataBinding w:prefixMappings="xmlns:ns0='http://schemas.microsoft.com/office/2006/coverPageProps'" w:xpath="/ns0:CoverPageProperties[1]/ns0:PublishDate[1]" w:storeItemID="{55AF091B-3C7A-41E3-B477-F2FDAA23CFDA}"/>
                 <w:date>
-                  <w:dateFormat w:val="dd/MM/yyyy"/>
                   <w:lid w:val="es-ES"/>
                   <w:storeMappedDataAs w:val="dateTime"/>
                   <w:calendar w:val="gregorian"/>
@@ -301,9 +300,8 @@
                         <w:rFonts w:cstheme="minorHAnsi"/>
                         <w:b/>
                         <w:bCs/>
-                        <w:color w:val="FF0000"/>
                       </w:rPr>
-                      <w:t>[Seleccionar fecha]</w:t>
+                      <w:t xml:space="preserve">     </w:t>
                     </w:r>
                   </w:p>
                 </w:tc>
@@ -334,7 +332,7 @@
             <w:tblLook w:val="04A0" w:firstRow="1" w:lastRow="0" w:firstColumn="1" w:lastColumn="0" w:noHBand="0" w:noVBand="1"/>
           </w:tblPr>
           <w:tblGrid>
-            <w:gridCol w:w="8838"/>
+            <w:gridCol w:w="9054"/>
           </w:tblGrid>
           <w:tr>
             <w:sdt>
@@ -2728,6 +2726,24 @@
         <w:t>El administrador VSC puede ver todas las empresas y tableros registrados.</w:t>
       </w:r>
     </w:p>
+    <w:p>
+      <w:pPr>
+        <w:pStyle w:val="Prrafodelista"/>
+        <w:numPr>
+          <w:ilvl w:val="0"/>
+          <w:numId w:val="14"/>
+        </w:numPr>
+        <w:rPr>
+          <w:lang w:val="es-ES" w:eastAsia="es-ES"/>
+        </w:rPr>
+      </w:pPr>
+      <w:r>
+        <w:rPr>
+          <w:lang w:val="es-ES" w:eastAsia="es-ES"/>
+        </w:rPr>
+        <w:t>Un cliente final puede tener una o más sucursales, y ve únicamente los tableros de sus propias sucursales, sin mezclarse con los de otros clientes.</w:t>
+      </w:r>
+    </w:p>
     <w:p/>
     <w:p>
       <w:pPr>
@@ -2763,43 +2779,7 @@
         <w:rPr>
           <w:lang w:val="es-ES" w:eastAsia="es-ES"/>
         </w:rPr>
-        <w:t>Como desarrollador, quiero definir el modelo de</w:t>
-      </w:r>
-      <w:r>
-        <w:rPr>
-          <w:lang w:val="es-ES" w:eastAsia="es-ES"/>
-        </w:rPr>
-        <w:t xml:space="preserve"> </w:t>
-      </w:r>
-      <w:r>
-        <w:rPr>
-          <w:lang w:val="es-ES" w:eastAsia="es-ES"/>
-        </w:rPr>
-        <w:t>base</w:t>
-      </w:r>
-      <w:r>
-        <w:rPr>
-          <w:lang w:val="es-ES" w:eastAsia="es-ES"/>
-        </w:rPr>
-        <w:t xml:space="preserve"> de</w:t>
-      </w:r>
-      <w:r>
-        <w:rPr>
-          <w:lang w:val="es-ES" w:eastAsia="es-ES"/>
-        </w:rPr>
-        <w:t xml:space="preserve"> </w:t>
-      </w:r>
-      <w:r>
-        <w:rPr>
-          <w:lang w:val="es-ES" w:eastAsia="es-ES"/>
-        </w:rPr>
-        <w:t>datos</w:t>
-      </w:r>
-      <w:r>
-        <w:rPr>
-          <w:lang w:val="es-ES" w:eastAsia="es-ES"/>
-        </w:rPr>
-        <w:t xml:space="preserve"> (empresas, tableros, usuarios), para soportar el monitoreo multi-tenant desde el inicio del proyecto.</w:t>
+        <w:t>Como desarrollador, quiero definir el modelo de datos base (empresas, tableros, usuarios), para soportar el monitoreo multi-tenant desde el inicio del proyecto.</w:t>
       </w:r>
     </w:p>
     <w:p>
@@ -2829,7 +2809,7 @@
         <w:rPr>
           <w:lang w:val="es-ES" w:eastAsia="es-ES"/>
         </w:rPr>
-        <w:t>El modelo permite asociar cada tablero a una única empresa.</w:t>
+        <w:t>El modelo permite asociar cada tablero a una única sucursal, cada sucursal a un único cliente final, y cada cliente final a una única empresa (jerarquía empresa → cliente → sucursal → tablero).</w:t>
       </w:r>
     </w:p>
     <w:p>
@@ -3419,6 +3399,97 @@
           <w:lang w:val="es-ES" w:eastAsia="es-ES"/>
         </w:rPr>
         <w:t>Se corrigen los problemas detectados antes del cierre del proyecto.</w:t>
+      </w:r>
+    </w:p>
+    <w:p>
+      <w:pPr>
+        <w:pStyle w:val="Ttulo2"/>
+      </w:pPr>
+      <w:r>
+        <w:t>Historia 009</w:t>
+      </w:r>
+    </w:p>
+    <w:p>
+      <w:pPr>
+        <w:pStyle w:val="Ttulo3"/>
+      </w:pPr>
+      <w:r>
+        <w:t>Definición</w:t>
+      </w:r>
+    </w:p>
+    <w:p>
+      <w:pPr>
+        <w:rPr>
+          <w:lang w:val="es-ES" w:eastAsia="es-ES"/>
+        </w:rPr>
+      </w:pPr>
+      <w:r>
+        <w:rPr>
+          <w:lang w:val="es-ES" w:eastAsia="es-ES"/>
+        </w:rPr>
+        <w:t>Como responsable técnico de una empresa, quiero visualizar la temperatura general del tablero medida por un sensor PT100, para detectar sobrecalentamiento del tablero completo además de las variables eléctricas.</w:t>
+      </w:r>
+    </w:p>
+    <w:p>
+      <w:pPr>
+        <w:pStyle w:val="Ttulo3"/>
+      </w:pPr>
+      <w:r>
+        <w:t>Criterios de Aceptación</w:t>
+      </w:r>
+    </w:p>
+    <w:p>
+      <w:pPr>
+        <w:pStyle w:val="Prrafodelista"/>
+        <w:numPr>
+          <w:ilvl w:val="0"/>
+          <w:numId w:val="14"/>
+        </w:numPr>
+        <w:rPr>
+          <w:lang w:val="es-ES" w:eastAsia="es-ES"/>
+        </w:rPr>
+      </w:pPr>
+      <w:r>
+        <w:rPr>
+          <w:lang w:val="es-ES" w:eastAsia="es-ES"/>
+        </w:rPr>
+        <w:t>El sistema almacena la temperatura del tablero asociada a la medición correspondiente y su timestamp.</w:t>
+      </w:r>
+    </w:p>
+    <w:p>
+      <w:pPr>
+        <w:pStyle w:val="Prrafodelista"/>
+        <w:numPr>
+          <w:ilvl w:val="0"/>
+          <w:numId w:val="14"/>
+        </w:numPr>
+        <w:rPr>
+          <w:lang w:val="es-ES" w:eastAsia="es-ES"/>
+        </w:rPr>
+      </w:pPr>
+      <w:r>
+        <w:rPr>
+          <w:lang w:val="es-ES" w:eastAsia="es-ES"/>
+        </w:rPr>
+        <w:t>El sistema permite configurar un umbral de temperatura por tablero y genera una alarma si se supera.</w:t>
+      </w:r>
+    </w:p>
+    <w:p>
+      <w:pPr>
+        <w:pStyle w:val="Prrafodelista"/>
+        <w:numPr>
+          <w:ilvl w:val="0"/>
+          <w:numId w:val="14"/>
+        </w:numPr>
+        <w:rPr>
+          <w:lang w:val="es-ES" w:eastAsia="es-ES"/>
+        </w:rPr>
+      </w:pPr>
+      <w:r>
+        <w:rPr>
+          <w:lang w:val="es-ES" w:eastAsia="es-ES"/>
+        </w:rPr>
+        <w:t>La temperatura se muestra en el dashboard junto con las demás variables eléctricas del tablero.</w:t>
       </w:r>
     </w:p>
     <w:p/>
@@ -3840,6 +3911,46 @@
           </w:p>
         </w:tc>
       </w:tr>
+      <w:tr>
+        <w:tc>
+          <w:tcPr>
+            <w:cnfStyle w:val="001000000000" w:firstRow="0" w:lastRow="0" w:firstColumn="1" w:lastColumn="0" w:oddVBand="0" w:evenVBand="0" w:oddHBand="0" w:evenHBand="0" w:firstRowFirstColumn="0" w:firstRowLastColumn="0" w:lastRowFirstColumn="0" w:lastRowLastColumn="0"/>
+            <w:tcW w:w="6449" w:type="dxa"/>
+          </w:tcPr>
+          <w:p>
+            <w:pPr>
+              <w:rPr>
+                <w:lang w:val="es-ES" w:eastAsia="es-ES"/>
+              </w:rPr>
+            </w:pPr>
+            <w:r>
+              <w:rPr>
+                <w:lang w:val="es-ES" w:eastAsia="es-ES"/>
+              </w:rPr>
+              <w:t>Historia 9</w:t>
+            </w:r>
+          </w:p>
+        </w:tc>
+        <w:tc>
+          <w:tcPr>
+            <w:tcW w:w="1276" w:type="dxa"/>
+          </w:tcPr>
+          <w:p>
+            <w:pPr>
+              <w:cnfStyle w:val="000000000000" w:firstRow="0" w:lastRow="0" w:firstColumn="0" w:lastColumn="0" w:oddVBand="0" w:evenVBand="0" w:oddHBand="0" w:evenHBand="0" w:firstRowFirstColumn="0" w:firstRowLastColumn="0" w:lastRowFirstColumn="0" w:lastRowLastColumn="0"/>
+              <w:rPr>
+                <w:lang w:val="es-ES" w:eastAsia="es-ES"/>
+              </w:rPr>
+            </w:pPr>
+            <w:r>
+              <w:rPr>
+                <w:lang w:val="es-ES" w:eastAsia="es-ES"/>
+              </w:rPr>
+              <w:t>3</w:t>
+            </w:r>
+          </w:p>
+        </w:tc>
+      </w:tr>
     </w:tbl>
     <w:p>
       <w:pPr>
@@ -4240,6 +4351,46 @@
                 <w:lang w:val="es-ES" w:eastAsia="es-ES"/>
               </w:rPr>
               <w:t>4</w:t>
+            </w:r>
+          </w:p>
+        </w:tc>
+      </w:tr>
+      <w:tr>
+        <w:tc>
+          <w:tcPr>
+            <w:cnfStyle w:val="001000000000" w:firstRow="0" w:lastRow="0" w:firstColumn="1" w:lastColumn="0" w:oddVBand="0" w:evenVBand="0" w:oddHBand="0" w:evenHBand="0" w:firstRowFirstColumn="0" w:firstRowLastColumn="0" w:lastRowFirstColumn="0" w:lastRowLastColumn="0"/>
+            <w:tcW w:w="6449" w:type="dxa"/>
+          </w:tcPr>
+          <w:p>
+            <w:pPr>
+              <w:rPr>
+                <w:lang w:val="es-ES" w:eastAsia="es-ES"/>
+              </w:rPr>
+            </w:pPr>
+            <w:r>
+              <w:rPr>
+                <w:lang w:val="es-ES" w:eastAsia="es-ES"/>
+              </w:rPr>
+              <w:t>Historia 9</w:t>
+            </w:r>
+          </w:p>
+        </w:tc>
+        <w:tc>
+          <w:tcPr>
+            <w:tcW w:w="1276" w:type="dxa"/>
+          </w:tcPr>
+          <w:p>
+            <w:pPr>
+              <w:cnfStyle w:val="000000000000" w:firstRow="0" w:lastRow="0" w:firstColumn="0" w:lastColumn="0" w:oddVBand="0" w:evenVBand="0" w:oddHBand="0" w:evenHBand="0" w:firstRowFirstColumn="0" w:firstRowLastColumn="0" w:lastRowFirstColumn="0" w:lastRowLastColumn="0"/>
+              <w:rPr>
+                <w:lang w:val="es-ES" w:eastAsia="es-ES"/>
+              </w:rPr>
+            </w:pPr>
+            <w:r>
+              <w:rPr>
+                <w:lang w:val="es-ES" w:eastAsia="es-ES"/>
+              </w:rPr>
+              <w:t>3</w:t>
             </w:r>
           </w:p>
         </w:tc>
@@ -7638,7 +7789,6 @@
     <w:rsid w:val="00230D02"/>
     <w:rsid w:val="00252686"/>
     <w:rsid w:val="002835FC"/>
-    <w:rsid w:val="002A181A"/>
     <w:rsid w:val="002C06A7"/>
     <w:rsid w:val="004F7F49"/>
     <w:rsid w:val="0057410B"/>
@@ -7653,12 +7803,13 @@
     <w:rsid w:val="009007E1"/>
     <w:rsid w:val="00960213"/>
     <w:rsid w:val="009B18C0"/>
-    <w:rsid w:val="00B1770D"/>
+    <w:rsid w:val="009C317A"/>
     <w:rsid w:val="00BD2436"/>
     <w:rsid w:val="00C47BA2"/>
     <w:rsid w:val="00C5036F"/>
     <w:rsid w:val="00C861E5"/>
     <w:rsid w:val="00CF44FB"/>
+    <w:rsid w:val="00D946FA"/>
     <w:rsid w:val="00DD693D"/>
     <w:rsid w:val="00EC21D5"/>
   </w:rsids>
@@ -8403,7 +8554,7 @@
 
 <file path=customXml/item1.xml><?xml version="1.0" encoding="utf-8"?>
 <CoverPageProperties xmlns="http://schemas.microsoft.com/office/2006/coverPageProps">
-  <PublishDate>[Seleccionar fecha]</PublishDate>
+  <PublishDate/>
   <Abstract> Product Backlog</Abstract>
   <CompanyAddress/>
   <CompanyPhone/>
@@ -8413,29 +8564,6 @@
 </file>
 
 <file path=customXml/item2.xml><?xml version="1.0" encoding="utf-8"?>
-<b:Sources xmlns:b="http://schemas.openxmlformats.org/officeDocument/2006/bibliography" xmlns="http://schemas.openxmlformats.org/officeDocument/2006/bibliography" SelectedStyle="\APA.XSL" StyleName="APA"/>
-</file>
-
-<file path=customXml/item3.xml><?xml version="1.0" encoding="utf-8"?>
-<p:properties xmlns:p="http://schemas.microsoft.com/office/2006/metadata/properties" xmlns:xsi="http://www.w3.org/2001/XMLSchema-instance" xmlns:pc="http://schemas.microsoft.com/office/infopath/2007/PartnerControls">
-  <documentManagement>
-    <lcf76f155ced4ddcb4097134ff3c332f xmlns="e1e7bc46-bed0-459f-9452-a76b1c5b695e">
-      <Terms xmlns="http://schemas.microsoft.com/office/infopath/2007/PartnerControls"/>
-    </lcf76f155ced4ddcb4097134ff3c332f>
-  </documentManagement>
-</p:properties>
-</file>
-
-<file path=customXml/item4.xml><?xml version="1.0" encoding="utf-8"?>
-<?mso-contentType ?>
-<FormTemplates xmlns="http://schemas.microsoft.com/sharepoint/v3/contenttype/forms">
-  <Display>DocumentLibraryForm</Display>
-  <Edit>DocumentLibraryForm</Edit>
-  <New>DocumentLibraryForm</New>
-</FormTemplates>
-</file>
-
-<file path=customXml/item5.xml><?xml version="1.0" encoding="utf-8"?>
 <ct:contentTypeSchema xmlns:ct="http://schemas.microsoft.com/office/2006/metadata/contentType" xmlns:ma="http://schemas.microsoft.com/office/2006/metadata/properties/metaAttributes" ct:_="" ma:_="" ma:contentTypeName="Documento" ma:contentTypeID="0x0101005395107FFD641345A10C8A5ACACB9D20" ma:contentTypeVersion="13" ma:contentTypeDescription="Crear nuevo documento." ma:contentTypeScope="" ma:versionID="7407f70e7181b908656026f379795b2c">
   <xsd:schema xmlns:xsd="http://www.w3.org/2001/XMLSchema" xmlns:xs="http://www.w3.org/2001/XMLSchema" xmlns:p="http://schemas.microsoft.com/office/2006/metadata/properties" xmlns:ns2="e1e7bc46-bed0-459f-9452-a76b1c5b695e" xmlns:ns3="bb8cf7e1-610f-40a0-8f00-126b9d139fde" targetNamespace="http://schemas.microsoft.com/office/2006/metadata/properties" ma:root="true" ma:fieldsID="b29ea8901729e1eaaa4e48e09148c760" ns2:_="" ns3:_="">
     <xsd:import namespace="e1e7bc46-bed0-459f-9452-a76b1c5b695e"/>
@@ -8652,6 +8780,29 @@
 </ct:contentTypeSchema>
 </file>
 
+<file path=customXml/item3.xml><?xml version="1.0" encoding="utf-8"?>
+<b:Sources xmlns:b="http://schemas.openxmlformats.org/officeDocument/2006/bibliography" xmlns="http://schemas.openxmlformats.org/officeDocument/2006/bibliography" SelectedStyle="\APA.XSL" StyleName="APA"/>
+</file>
+
+<file path=customXml/item4.xml><?xml version="1.0" encoding="utf-8"?>
+<p:properties xmlns:p="http://schemas.microsoft.com/office/2006/metadata/properties" xmlns:xsi="http://www.w3.org/2001/XMLSchema-instance" xmlns:pc="http://schemas.microsoft.com/office/infopath/2007/PartnerControls">
+  <documentManagement>
+    <lcf76f155ced4ddcb4097134ff3c332f xmlns="e1e7bc46-bed0-459f-9452-a76b1c5b695e">
+      <Terms xmlns="http://schemas.microsoft.com/office/infopath/2007/PartnerControls"/>
+    </lcf76f155ced4ddcb4097134ff3c332f>
+  </documentManagement>
+</p:properties>
+</file>
+
+<file path=customXml/item5.xml><?xml version="1.0" encoding="utf-8"?>
+<?mso-contentType ?>
+<FormTemplates xmlns="http://schemas.microsoft.com/sharepoint/v3/contenttype/forms">
+  <Display>DocumentLibraryForm</Display>
+  <Edit>DocumentLibraryForm</Edit>
+  <New>DocumentLibraryForm</New>
+</FormTemplates>
+</file>
+
 <file path=customXml/itemProps1.xml><?xml version="1.0" encoding="utf-8"?>
 <ds:datastoreItem xmlns:ds="http://schemas.openxmlformats.org/officeDocument/2006/customXml" ds:itemID="{55AF091B-3C7A-41E3-B477-F2FDAA23CFDA}">
   <ds:schemaRefs>
@@ -8661,32 +8812,6 @@
 </file>
 
 <file path=customXml/itemProps2.xml><?xml version="1.0" encoding="utf-8"?>
-<ds:datastoreItem xmlns:ds="http://schemas.openxmlformats.org/officeDocument/2006/customXml" ds:itemID="{BD6EC776-6679-4C69-98E3-6D068EA0A3C9}">
-  <ds:schemaRefs>
-    <ds:schemaRef ds:uri="http://schemas.openxmlformats.org/officeDocument/2006/bibliography"/>
-  </ds:schemaRefs>
-</ds:datastoreItem>
-</file>
-
-<file path=customXml/itemProps3.xml><?xml version="1.0" encoding="utf-8"?>
-<ds:datastoreItem xmlns:ds="http://schemas.openxmlformats.org/officeDocument/2006/customXml" ds:itemID="{E1036DFC-1D85-404D-898C-621D06C0EB1C}">
-  <ds:schemaRefs>
-    <ds:schemaRef ds:uri="http://schemas.microsoft.com/office/2006/metadata/properties"/>
-    <ds:schemaRef ds:uri="http://schemas.microsoft.com/office/infopath/2007/PartnerControls"/>
-    <ds:schemaRef ds:uri="e1e7bc46-bed0-459f-9452-a76b1c5b695e"/>
-  </ds:schemaRefs>
-</ds:datastoreItem>
-</file>
-
-<file path=customXml/itemProps4.xml><?xml version="1.0" encoding="utf-8"?>
-<ds:datastoreItem xmlns:ds="http://schemas.openxmlformats.org/officeDocument/2006/customXml" ds:itemID="{EE9AAF0E-D63F-459F-A0FB-CDCE9F728F33}">
-  <ds:schemaRefs>
-    <ds:schemaRef ds:uri="http://schemas.microsoft.com/sharepoint/v3/contenttype/forms"/>
-  </ds:schemaRefs>
-</ds:datastoreItem>
-</file>
-
-<file path=customXml/itemProps5.xml><?xml version="1.0" encoding="utf-8"?>
 <ds:datastoreItem xmlns:ds="http://schemas.openxmlformats.org/officeDocument/2006/customXml" ds:itemID="{444115BD-C1C6-48AD-B714-E1866627071D}">
   <ds:schemaRefs>
     <ds:schemaRef ds:uri="http://schemas.microsoft.com/office/2006/metadata/contentType"/>
@@ -8703,4 +8828,30 @@
     <ds:schemaRef ds:uri="http://schemas.microsoft.com/internal/obd"/>
   </ds:schemaRefs>
 </ds:datastoreItem>
+</file>
+
+<file path=customXml/itemProps3.xml><?xml version="1.0" encoding="utf-8"?>
+<ds:datastoreItem xmlns:ds="http://schemas.openxmlformats.org/officeDocument/2006/customXml" ds:itemID="{BD6EC776-6679-4C69-98E3-6D068EA0A3C9}">
+  <ds:schemaRefs>
+    <ds:schemaRef ds:uri="http://schemas.openxmlformats.org/officeDocument/2006/bibliography"/>
+  </ds:schemaRefs>
+</ds:datastoreItem>
+</file>
+
+<file path=customXml/itemProps4.xml><?xml version="1.0" encoding="utf-8"?>
+<ds:datastoreItem xmlns:ds="http://schemas.openxmlformats.org/officeDocument/2006/customXml" ds:itemID="{E1036DFC-1D85-404D-898C-621D06C0EB1C}">
+  <ds:schemaRefs>
+    <ds:schemaRef ds:uri="http://schemas.microsoft.com/office/2006/metadata/properties"/>
+    <ds:schemaRef ds:uri="http://schemas.microsoft.com/office/infopath/2007/PartnerControls"/>
+    <ds:schemaRef ds:uri="e1e7bc46-bed0-459f-9452-a76b1c5b695e"/>
+  </ds:schemaRefs>
+</ds:datastoreItem>
+</file>
+
+<file path=customXml/itemProps5.xml><?xml version="1.0" encoding="utf-8"?>
+<ds:datastoreItem xmlns:ds="http://schemas.openxmlformats.org/officeDocument/2006/customXml" ds:itemID="{EE9AAF0E-D63F-459F-A0FB-CDCE9F728F33}">
+  <ds:schemaRefs>
+    <ds:schemaRef ds:uri="http://schemas.microsoft.com/sharepoint/v3/contenttype/forms"/>
+  </ds:schemaRefs>
+</ds:datastoreItem>
 </file>
--- a/docs/Fase 2/Evidencias Proyecto (Version Agil)/Documento 02 - Product Backlog.docx
+++ b/docs/Fase 2/Evidencias Proyecto (Version Agil)/Documento 02 - Product Backlog.docx
@@ -31,7 +31,7 @@
             <w:tblLook w:val="04A0" w:firstRow="1" w:lastRow="0" w:firstColumn="1" w:lastColumn="0" w:noHBand="0" w:noVBand="1"/>
           </w:tblPr>
           <w:tblGrid>
-            <w:gridCol w:w="9054"/>
+            <w:gridCol w:w="8838"/>
           </w:tblGrid>
           <w:tr>
             <w:trPr>
@@ -332,7 +332,7 @@
             <w:tblLook w:val="04A0" w:firstRow="1" w:lastRow="0" w:firstColumn="1" w:lastColumn="0" w:noHBand="0" w:noVBand="1"/>
           </w:tblPr>
           <w:tblGrid>
-            <w:gridCol w:w="9054"/>
+            <w:gridCol w:w="8838"/>
           </w:tblGrid>
           <w:tr>
             <w:sdt>
@@ -2918,7 +2918,7 @@
         <w:rPr>
           <w:lang w:val="es-ES" w:eastAsia="es-ES"/>
         </w:rPr>
-        <w:t>Las mediciones quedan asociadas al tablero correspondiente.</w:t>
+        <w:t>Cada medición queda asociada al circuito correspondiente (y, a través de este, al tablero y dispositivo que la generaron).</w:t>
       </w:r>
     </w:p>
     <w:p>
@@ -2945,7 +2945,6 @@
         <w:pStyle w:val="Ttulo2"/>
       </w:pPr>
       <w:r>
-        <w:lastRenderedPageBreak/>
         <w:t>Historia 004</w:t>
       </w:r>
     </w:p>
@@ -3122,6 +3121,24 @@
           <w:lang w:val="es-ES" w:eastAsia="es-ES"/>
         </w:rPr>
         <w:t>La alarma queda registrada con fecha y hora.</w:t>
+      </w:r>
+    </w:p>
+    <w:p>
+      <w:pPr>
+        <w:pStyle w:val="Prrafodelista"/>
+        <w:numPr>
+          <w:ilvl w:val="0"/>
+          <w:numId w:val="14"/>
+        </w:numPr>
+        <w:rPr>
+          <w:lang w:val="es-ES" w:eastAsia="es-ES"/>
+        </w:rPr>
+      </w:pPr>
+      <w:r>
+        <w:rPr>
+          <w:lang w:val="es-ES" w:eastAsia="es-ES"/>
+        </w:rPr>
+        <w:t>El umbral se evalúa al nivel que corresponde a la variable: por circuito para corriente, voltaje y potencia, y por tablero para la temperatura general.</w:t>
       </w:r>
     </w:p>
     <w:p/>
@@ -7784,6 +7801,7 @@
   <w:rsids>
     <w:rsidRoot w:val="00960213"/>
     <w:rsid w:val="000609BA"/>
+    <w:rsid w:val="000A3F99"/>
     <w:rsid w:val="00194DF5"/>
     <w:rsid w:val="001B14B7"/>
     <w:rsid w:val="00230D02"/>
@@ -7798,18 +7816,17 @@
     <w:rsid w:val="00687CD9"/>
     <w:rsid w:val="006E2FCC"/>
     <w:rsid w:val="00704192"/>
+    <w:rsid w:val="007E1562"/>
     <w:rsid w:val="00825B36"/>
     <w:rsid w:val="008878A6"/>
     <w:rsid w:val="009007E1"/>
     <w:rsid w:val="00960213"/>
     <w:rsid w:val="009B18C0"/>
-    <w:rsid w:val="009C317A"/>
     <w:rsid w:val="00BD2436"/>
     <w:rsid w:val="00C47BA2"/>
     <w:rsid w:val="00C5036F"/>
     <w:rsid w:val="00C861E5"/>
     <w:rsid w:val="00CF44FB"/>
-    <w:rsid w:val="00D946FA"/>
     <w:rsid w:val="00DD693D"/>
     <w:rsid w:val="00EC21D5"/>
   </w:rsids>
